--- a/models/RUP.docx
+++ b/models/RUP.docx
@@ -41,9 +41,11 @@
         </w:rPr>
         <w:t xml:space="preserve">NOMINA DEL RESPONSABILE UNICO DEL PROGETTO AI SENSI DELL’ART. 15 E DELL’ALLEGATO I.2 DEL DECRETO LEGISLATIVO 31 MARZO 2023 N. 36 PER L’AFFIDAMENTO </w:t>
       </w:r>
+      <w:proofErr w:type="gramStart"/>
       <w:r>
         <w:t>CAMPO.DELLA.FORNITURA</w:t>
       </w:r>
+      <w:proofErr w:type="gramEnd"/>
     </w:p>
     <w:p>
       <w:pPr>
@@ -215,7 +217,23 @@
           <w:rFonts w:eastAsia="Calibri" w:cstheme="minorHAnsi"/>
           <w:szCs w:val="20"/>
         </w:rPr>
-        <w:t xml:space="preserve"> la legge 7 agosto 1990, n. 241 recante “Nuove norme in materia di procedimento amministrativo e di diritto di accesso ai documenti amministrativi” pubblicata sulla Gazzetta Ufficiale n. 192 del 18/08/1990 e s.m.i.;</w:t>
+        <w:t xml:space="preserve"> la legge 7 agosto 1990, n. 241 recante “Nuove norme in materia di procedimento amministrativo e di diritto di accesso ai documenti amministrativi” pubblicata sulla Gazzetta Ufficiale n. 192 del 18/08/1990 e </w:t>
+      </w:r>
+      <w:proofErr w:type="spellStart"/>
+      <w:r>
+        <w:rPr>
+          <w:rFonts w:eastAsia="Calibri" w:cstheme="minorHAnsi"/>
+          <w:szCs w:val="20"/>
+        </w:rPr>
+        <w:t>s.m.i.</w:t>
+      </w:r>
+      <w:proofErr w:type="spellEnd"/>
+      <w:r>
+        <w:rPr>
+          <w:rFonts w:eastAsia="Calibri" w:cstheme="minorHAnsi"/>
+          <w:szCs w:val="20"/>
+        </w:rPr>
+        <w:t>;</w:t>
       </w:r>
     </w:p>
     <w:p>
@@ -269,7 +287,28 @@
           <w:rFonts w:eastAsia="Calibri" w:cstheme="minorHAnsi"/>
           <w:szCs w:val="20"/>
         </w:rPr>
-        <w:t>il Regolamento di Organizzazione e Funzionamento del Consiglio Nazionale delle Ricerche - DPCNR n</w:t>
+        <w:t xml:space="preserve">il Regolamento di Organizzazione e Funzionamento del Consiglio Nazionale delle Ricerche </w:t>
+      </w:r>
+      <w:r>
+        <w:rPr>
+          <w:rFonts w:eastAsia="Calibri" w:cstheme="minorHAnsi"/>
+          <w:szCs w:val="20"/>
+        </w:rPr>
+        <w:t>emanato con</w:t>
+      </w:r>
+      <w:r>
+        <w:rPr>
+          <w:rFonts w:eastAsia="Calibri" w:cstheme="minorHAnsi"/>
+          <w:szCs w:val="20"/>
+        </w:rPr>
+        <w:t xml:space="preserve"> DPCNR n</w:t>
+      </w:r>
+      <w:r>
+        <w:rPr>
+          <w:rFonts w:eastAsia="Calibri" w:cstheme="minorHAnsi"/>
+          <w:szCs w:val="20"/>
+        </w:rPr>
+        <w:t xml:space="preserve">. </w:t>
       </w:r>
       <w:r>
         <w:rPr>
@@ -290,7 +329,21 @@
           <w:rFonts w:eastAsia="Calibri" w:cstheme="minorHAnsi"/>
           <w:szCs w:val="20"/>
         </w:rPr>
-        <w:t xml:space="preserve">1963 del 19 dicembre 2025, in vigore dal 1° </w:t>
+        <w:t xml:space="preserve">1963 del 19 dicembre 2025, </w:t>
+      </w:r>
+      <w:r>
+        <w:rPr>
+          <w:rFonts w:eastAsia="Calibri" w:cstheme="minorHAnsi"/>
+          <w:szCs w:val="20"/>
+        </w:rPr>
+        <w:t xml:space="preserve">entrato </w:t>
+      </w:r>
+      <w:r>
+        <w:rPr>
+          <w:rFonts w:eastAsia="Calibri" w:cstheme="minorHAnsi"/>
+          <w:szCs w:val="20"/>
+        </w:rPr>
+        <w:t xml:space="preserve">in vigore dal 1° </w:t>
       </w:r>
       <w:r>
         <w:rPr>
@@ -488,7 +541,14 @@
           <w:rFonts w:eastAsia="Calibri" w:cstheme="minorHAnsi"/>
           <w:szCs w:val="20"/>
         </w:rPr>
-        <w:t xml:space="preserve"> e aggiornato con delibera n° 177/2025, Verb. 521</w:t>
+        <w:t xml:space="preserve"> </w:t>
+      </w:r>
+      <w:r>
+        <w:rPr>
+          <w:rFonts w:eastAsia="Calibri" w:cstheme="minorHAnsi"/>
+          <w:szCs w:val="20"/>
+        </w:rPr>
+        <w:t>e successivo aggiornamento intervenuto con delibera del Consiglio di Amministrazione n° 177/2025 del 30 settembre 2025</w:t>
       </w:r>
       <w:r>
         <w:rPr>
@@ -601,7 +661,31 @@
           <w:rFonts w:eastAsia="Calibri" w:cstheme="minorHAnsi"/>
           <w:szCs w:val="20"/>
         </w:rPr>
-        <w:t>, a tenore del comma 2, del già richiamato art. 15 del Codice “Le stazioni appaltanti e gli enti concedenti nominano il RUP tra i dipendenti assunti anche a tempo determinato della stazione appaltante o dell’ente concedente, preferibilmente in servizio presso l’unità organizzativa titolare del potere di spesa, in possesso dei requisiti di cui all’allegato I.2 e di competenze professionali adeguate in relazione ai compiti al medesimo affidati, nel rispetto dell’inquadramento contrattuale e delle relative mansioni. ….OMISSIS…. Resta in ogni caso ferma la possibilità per le S.A., in caso di accertata carenza nel proprio organico di personale in possesso dei requisiti di cui all’Allegato I.2, di nominare il RUP tra i dipendenti di altre amministrazioni pubbliche</w:t>
+        <w:t xml:space="preserve">, a tenore del comma 2, del già richiamato art. 15 del Codice “Le stazioni appaltanti e gli enti concedenti nominano il RUP tra i dipendenti assunti anche a tempo determinato della stazione appaltante o dell’ente concedente, preferibilmente in servizio presso l’unità organizzativa titolare del potere di spesa, in possesso dei requisiti di cui all’allegato I.2 e di competenze professionali adeguate in relazione ai compiti al medesimo affidati, nel rispetto dell’inquadramento contrattuale e delle relative mansioni. </w:t>
+      </w:r>
+      <w:proofErr w:type="gramStart"/>
+      <w:r>
+        <w:rPr>
+          <w:rFonts w:eastAsia="Calibri" w:cstheme="minorHAnsi"/>
+          <w:szCs w:val="20"/>
+        </w:rPr>
+        <w:t>….</w:t>
+      </w:r>
+      <w:proofErr w:type="gramEnd"/>
+      <w:r>
+        <w:rPr>
+          <w:rFonts w:eastAsia="Calibri" w:cstheme="minorHAnsi"/>
+          <w:szCs w:val="20"/>
+        </w:rPr>
+        <w:t xml:space="preserve">OMISSIS…. Resta in ogni caso ferma la possibilità per le S.A., in caso di accertata carenza nel proprio organico di personale in possesso </w:t>
+      </w:r>
+      <w:r>
+        <w:rPr>
+          <w:rFonts w:eastAsia="Calibri" w:cstheme="minorHAnsi"/>
+          <w:szCs w:val="20"/>
+        </w:rPr>
+        <w:lastRenderedPageBreak/>
+        <w:t>dei requisiti di cui all’Allegato I.2, di nominare il RUP tra i dipendenti di altre amministrazioni pubbliche</w:t>
       </w:r>
       <w:r>
         <w:rPr>
@@ -643,7 +727,6 @@
           <w:bCs/>
           <w:szCs w:val="20"/>
         </w:rPr>
-        <w:lastRenderedPageBreak/>
         <w:t xml:space="preserve">VISTO </w:t>
       </w:r>
       <w:r>
@@ -1807,6 +1890,8 @@
             <w:t xml:space="preserve"> </w:t>
           </w:r>
           <w:bookmarkStart w:id="7" w:name="bookmark_headers_sede"/>
+          <w:proofErr w:type="spellStart"/>
+          <w:proofErr w:type="gramStart"/>
           <w:r>
             <w:rPr>
               <w:b/>
@@ -1817,6 +1902,8 @@
             <w:t>CAMPO.Sede.Secondaria</w:t>
           </w:r>
           <w:bookmarkEnd w:id="7"/>
+          <w:proofErr w:type="spellEnd"/>
+          <w:proofErr w:type="gramEnd"/>
         </w:p>
       </w:tc>
       <w:tc>
@@ -1958,7 +2045,27 @@
               <w:sz w:val="14"/>
               <w:szCs w:val="14"/>
             </w:rPr>
-            <w:t>ARTITA IVA N. 02118311006  -  CODICE FISCALE N. 80054330586</w:t>
+            <w:t xml:space="preserve">ARTITA IVA N. </w:t>
+          </w:r>
+          <w:proofErr w:type="gramStart"/>
+          <w:r>
+            <w:rPr>
+              <w:rFonts w:cs="Calibri"/>
+              <w:color w:val="999999"/>
+              <w:sz w:val="14"/>
+              <w:szCs w:val="14"/>
+            </w:rPr>
+            <w:t>02118311006  -</w:t>
+          </w:r>
+          <w:proofErr w:type="gramEnd"/>
+          <w:r>
+            <w:rPr>
+              <w:rFonts w:cs="Calibri"/>
+              <w:color w:val="999999"/>
+              <w:sz w:val="14"/>
+              <w:szCs w:val="14"/>
+            </w:rPr>
+            <w:t xml:space="preserve">  CODICE FISCALE N. 80054330586</w:t>
           </w:r>
         </w:p>
       </w:tc>
